--- a/Portfolio/portfolio_compiled_works_metadata/Work 12/Meta.docx
+++ b/Portfolio/portfolio_compiled_works_metadata/Work 12/Meta.docx
@@ -10,7 +10,7 @@
         <w:rPr>
           <w:rtl w:val="0"/>
         </w:rPr>
-        <w:t xml:space="preserve">Title: Craig Green Collection Black</w:t>
+        <w:t xml:space="preserve">Title: Corset</w:t>
       </w:r>
     </w:p>
     <w:p>
@@ -32,11 +32,11 @@
         <w:rPr>
           <w:rtl w:val="0"/>
         </w:rPr>
-        <w:t xml:space="preserve">Materials: Paper, Prints, Oil</w:t>
+        <w:t xml:space="preserve">Materials: Balloons, Umbrella</w:t>
         <w:br w:type="textWrapping"/>
-        <w:t xml:space="preserve">Format: Collage </w:t>
+        <w:t xml:space="preserve">Format: Digital Photograph</w:t>
         <w:br w:type="textWrapping"/>
-        <w:t xml:space="preserve"> Size: 21cm x 14.4cm</w:t>
+        <w:t xml:space="preserve">Size: 29.7cm x 21cm</w:t>
         <w:br w:type="textWrapping"/>
         <w:t xml:space="preserve">Location: (blank)</w:t>
       </w:r>
@@ -544,7 +544,7 @@
 
 <file path=customXML/item1.xml><?xml version="1.0" encoding="utf-8"?>
 <go:gDocsCustomXmlDataStorage xmlns:go="http://customooxmlschemas.google.com/" xmlns:r="http://schemas.openxmlformats.org/officeDocument/2006/relationships" uri="GoogleDocsCustomDataVersion2">
-  <go:docsCustomData xmlns:go="http://customooxmlschemas.google.com/" roundtripDataSignature="AMtx7mjNRSQJO1ecQ8Dk5XbsDkTzxJ2wmA==">CgMxLjA4AHIhMVJIdjNLSndaaWMtaGJTeTFKcjFzSXpzRTFSRzZtQ1Mz</go:docsCustomData>
+  <go:docsCustomData xmlns:go="http://customooxmlschemas.google.com/" roundtripDataSignature="AMtx7mhQcstIxTtJbbPI1OrQ+m5cgxMjGg==">CgMxLjA4AHIhMVNjeUR4TWJQcThfWUsyOXJTMFJlc3FpLTkxNHpfT1RE</go:docsCustomData>
 </go:gDocsCustomXmlDataStorage>
 </file>
 
